--- a/SEMESTER - 7/Software Development Security/DOCX FILE/SDS PRACTICAL 3.docx
+++ b/SEMESTER - 7/Software Development Security/DOCX FILE/SDS PRACTICAL 3.docx
@@ -13,6 +13,7 @@
         <w:rPr>
           <w:rFonts w:ascii="Times New Roman" w:cs="Times New Roman" w:eastAsia="Times New Roman" w:hAnsi="Times New Roman"/>
           <w:b w:val="1"/>
+          <w:bCs w:val="1"/>
           <w:sz w:val="32"/>
           <w:szCs w:val="32"/>
         </w:rPr>
@@ -21,6 +22,7 @@
         <w:rPr>
           <w:rFonts w:ascii="Times New Roman" w:cs="Times New Roman" w:eastAsia="Times New Roman" w:hAnsi="Times New Roman"/>
           <w:b w:val="1"/>
+          <w:bCs w:val="1"/>
           <w:sz w:val="32"/>
           <w:szCs w:val="32"/>
           <w:rtl w:val="0"/>
@@ -45,6 +47,7 @@
         <w:rPr>
           <w:rFonts w:ascii="Times New Roman" w:cs="Times New Roman" w:eastAsia="Times New Roman" w:hAnsi="Times New Roman"/>
           <w:b w:val="1"/>
+          <w:bCs w:val="1"/>
           <w:sz w:val="28"/>
           <w:szCs w:val="28"/>
           <w:rtl w:val="0"/>
@@ -94,6 +97,7 @@
         <w:rPr>
           <w:rFonts w:ascii="Times New Roman" w:cs="Times New Roman" w:eastAsia="Times New Roman" w:hAnsi="Times New Roman"/>
           <w:b w:val="1"/>
+          <w:bCs w:val="1"/>
           <w:sz w:val="28"/>
           <w:szCs w:val="28"/>
           <w:rtl w:val="0"/>
@@ -116,6 +120,7 @@
         <w:rPr>
           <w:rFonts w:ascii="Times New Roman" w:cs="Times New Roman" w:eastAsia="Times New Roman" w:hAnsi="Times New Roman"/>
           <w:b w:val="1"/>
+          <w:bCs w:val="1"/>
           <w:sz w:val="28"/>
           <w:szCs w:val="28"/>
         </w:rPr>
@@ -124,6 +129,7 @@
         <w:rPr>
           <w:rFonts w:ascii="Times New Roman" w:cs="Times New Roman" w:eastAsia="Times New Roman" w:hAnsi="Times New Roman"/>
           <w:b w:val="1"/>
+          <w:bCs w:val="1"/>
           <w:sz w:val="28"/>
           <w:szCs w:val="28"/>
           <w:rtl w:val="0"/>
@@ -148,6 +154,7 @@
         <w:rPr>
           <w:rFonts w:ascii="Times New Roman" w:cs="Times New Roman" w:eastAsia="Times New Roman" w:hAnsi="Times New Roman"/>
           <w:b w:val="1"/>
+          <w:bCs w:val="1"/>
           <w:sz w:val="24"/>
           <w:szCs w:val="24"/>
           <w:rtl w:val="0"/>
@@ -167,6 +174,7 @@
         <w:rPr>
           <w:rFonts w:ascii="Times New Roman" w:cs="Times New Roman" w:eastAsia="Times New Roman" w:hAnsi="Times New Roman"/>
           <w:b w:val="1"/>
+          <w:bCs w:val="1"/>
           <w:sz w:val="24"/>
           <w:szCs w:val="24"/>
           <w:rtl w:val="0"/>
@@ -186,6 +194,7 @@
         <w:rPr>
           <w:rFonts w:ascii="Times New Roman" w:cs="Times New Roman" w:eastAsia="Times New Roman" w:hAnsi="Times New Roman"/>
           <w:b w:val="1"/>
+          <w:bCs w:val="1"/>
           <w:sz w:val="24"/>
           <w:szCs w:val="24"/>
           <w:rtl w:val="0"/>
@@ -205,6 +214,7 @@
         <w:rPr>
           <w:rFonts w:ascii="Times New Roman" w:cs="Times New Roman" w:eastAsia="Times New Roman" w:hAnsi="Times New Roman"/>
           <w:b w:val="1"/>
+          <w:bCs w:val="1"/>
           <w:sz w:val="24"/>
           <w:szCs w:val="24"/>
           <w:rtl w:val="0"/>
@@ -238,6 +248,7 @@
         <w:rPr>
           <w:rFonts w:ascii="Times New Roman" w:cs="Times New Roman" w:eastAsia="Times New Roman" w:hAnsi="Times New Roman"/>
           <w:b w:val="1"/>
+          <w:bCs w:val="1"/>
           <w:sz w:val="28"/>
           <w:szCs w:val="28"/>
           <w:rtl w:val="0"/>
@@ -267,6 +278,7 @@
         <w:rPr>
           <w:rFonts w:ascii="Times New Roman" w:cs="Times New Roman" w:eastAsia="Times New Roman" w:hAnsi="Times New Roman"/>
           <w:b w:val="1"/>
+          <w:bCs w:val="1"/>
           <w:sz w:val="28"/>
           <w:szCs w:val="28"/>
         </w:rPr>
@@ -275,6 +287,7 @@
         <w:rPr>
           <w:rFonts w:ascii="Times New Roman" w:cs="Times New Roman" w:eastAsia="Times New Roman" w:hAnsi="Times New Roman"/>
           <w:b w:val="1"/>
+          <w:bCs w:val="1"/>
           <w:sz w:val="28"/>
           <w:szCs w:val="28"/>
           <w:rtl w:val="0"/>
@@ -309,26 +322,23 @@
           <w:szCs w:val="24"/>
           <w:rtl w:val="0"/>
         </w:rPr>
-        <w:t xml:space="preserve">The Microsoft Threat Modeling Tool was installed and launched on a Windows system. A new model was created for an </w:t>
-      </w:r>
-      <w:r>
-        <w:rPr>
-          <w:rFonts w:ascii="Times New Roman" w:cs="Times New Roman" w:eastAsia="Times New Roman" w:hAnsi="Times New Roman"/>
-          <w:b w:val="1"/>
-          <w:sz w:val="24"/>
-          <w:szCs w:val="24"/>
-          <w:rtl w:val="0"/>
-        </w:rPr>
-        <w:t xml:space="preserve">Online Food Ordering System</w:t>
-      </w:r>
-      <w:r>
-        <w:rPr>
-          <w:rFonts w:ascii="Times New Roman" w:cs="Times New Roman" w:eastAsia="Times New Roman" w:hAnsi="Times New Roman"/>
-          <w:sz w:val="24"/>
-          <w:szCs w:val="24"/>
-          <w:rtl w:val="0"/>
-        </w:rPr>
-        <w:t xml:space="preserve">.</w:t>
+        <w:t xml:space="preserve">The Microsoft Threat Modeling Tool was installed and launched on a Windows system. A new model was created for a </w:t>
+      </w:r>
+      <w:r>
+        <w:rPr>
+          <w:rFonts w:ascii="Times New Roman" w:cs="Times New Roman" w:eastAsia="Times New Roman" w:hAnsi="Times New Roman"/>
+          <w:b w:val="1"/>
+          <w:bCs w:val="1"/>
+          <w:sz w:val="24"/>
+          <w:szCs w:val="24"/>
+          <w:rtl w:val="0"/>
+        </w:rPr>
+        <w:t xml:space="preserve">Library Book Checkout System.</w:t>
+      </w:r>
+      <w:r>
+        <w:rPr>
+          <w:rtl w:val="0"/>
+        </w:rPr>
       </w:r>
     </w:p>
     <w:p>
@@ -361,12 +371,12 @@
           <wp:inline distB="114300" distT="114300" distL="114300" distR="114300">
             <wp:extent cx="5731200" cy="3009900"/>
             <wp:effectExtent b="12700" l="12700" r="12700" t="12700"/>
-            <wp:docPr id="1" name="image1.png"/>
+            <wp:docPr id="3" name="image3.png"/>
             <a:graphic>
               <a:graphicData uri="http://schemas.openxmlformats.org/drawingml/2006/picture">
                 <pic:pic>
                   <pic:nvPicPr>
-                    <pic:cNvPr id="0" name="image1.png"/>
+                    <pic:cNvPr id="0" name="image3.png"/>
                     <pic:cNvPicPr preferRelativeResize="0"/>
                   </pic:nvPicPr>
                   <pic:blipFill>
@@ -418,6 +428,7 @@
         <w:rPr>
           <w:rFonts w:ascii="Times New Roman" w:cs="Times New Roman" w:eastAsia="Times New Roman" w:hAnsi="Times New Roman"/>
           <w:b w:val="1"/>
+          <w:bCs w:val="1"/>
           <w:sz w:val="28"/>
           <w:szCs w:val="28"/>
         </w:rPr>
@@ -445,6 +456,7 @@
         <w:rPr>
           <w:rFonts w:ascii="Times New Roman" w:cs="Times New Roman" w:eastAsia="Times New Roman" w:hAnsi="Times New Roman"/>
           <w:b w:val="1"/>
+          <w:bCs w:val="1"/>
           <w:sz w:val="28"/>
           <w:szCs w:val="28"/>
         </w:rPr>
@@ -453,6 +465,7 @@
         <w:rPr>
           <w:rFonts w:ascii="Times New Roman" w:cs="Times New Roman" w:eastAsia="Times New Roman" w:hAnsi="Times New Roman"/>
           <w:b w:val="1"/>
+          <w:bCs w:val="1"/>
           <w:sz w:val="28"/>
           <w:szCs w:val="28"/>
           <w:rtl w:val="0"/>
@@ -520,6 +533,7 @@
         <w:rPr>
           <w:rFonts w:ascii="Times New Roman" w:cs="Times New Roman" w:eastAsia="Times New Roman" w:hAnsi="Times New Roman"/>
           <w:b w:val="1"/>
+          <w:bCs w:val="1"/>
           <w:sz w:val="24"/>
           <w:szCs w:val="24"/>
           <w:rtl w:val="0"/>
@@ -533,7 +547,7 @@
           <w:szCs w:val="24"/>
           <w:rtl w:val="0"/>
         </w:rPr>
-        <w:t xml:space="preserve"> User</w:t>
+        <w:t xml:space="preserve"> Patron/User</w:t>
       </w:r>
     </w:p>
     <w:p>
@@ -564,6 +578,7 @@
         <w:rPr>
           <w:rFonts w:ascii="Times New Roman" w:cs="Times New Roman" w:eastAsia="Times New Roman" w:hAnsi="Times New Roman"/>
           <w:b w:val="1"/>
+          <w:bCs w:val="1"/>
           <w:sz w:val="24"/>
           <w:szCs w:val="24"/>
           <w:rtl w:val="0"/>
@@ -577,7 +592,7 @@
           <w:szCs w:val="24"/>
           <w:rtl w:val="0"/>
         </w:rPr>
-        <w:t xml:space="preserve"> Menu System, Order Service, Payment Gateway</w:t>
+        <w:t xml:space="preserve"> Authentication &amp; Authorization Service, Checkout Service</w:t>
       </w:r>
     </w:p>
     <w:p>
@@ -608,6 +623,7 @@
         <w:rPr>
           <w:rFonts w:ascii="Times New Roman" w:cs="Times New Roman" w:eastAsia="Times New Roman" w:hAnsi="Times New Roman"/>
           <w:b w:val="1"/>
+          <w:bCs w:val="1"/>
           <w:sz w:val="24"/>
           <w:szCs w:val="24"/>
           <w:rtl w:val="0"/>
@@ -621,7 +637,7 @@
           <w:szCs w:val="24"/>
           <w:rtl w:val="0"/>
         </w:rPr>
-        <w:t xml:space="preserve"> Order Database</w:t>
+        <w:t xml:space="preserve"> Patron Database, Book Inventory</w:t>
       </w:r>
     </w:p>
     <w:p>
@@ -652,6 +668,7 @@
         <w:rPr>
           <w:rFonts w:ascii="Times New Roman" w:cs="Times New Roman" w:eastAsia="Times New Roman" w:hAnsi="Times New Roman"/>
           <w:b w:val="1"/>
+          <w:bCs w:val="1"/>
           <w:sz w:val="24"/>
           <w:szCs w:val="24"/>
           <w:rtl w:val="0"/>
@@ -690,7 +707,7 @@
           <w:szCs w:val="24"/>
           <w:rtl w:val="0"/>
         </w:rPr>
-        <w:t xml:space="preserve">User to Menu System (request/view food)</w:t>
+        <w:t xml:space="preserve">Patron/User to Authentication &amp; Authorization Service (submit ID/Credentials)</w:t>
       </w:r>
     </w:p>
     <w:p>
@@ -724,7 +741,7 @@
           <w:szCs w:val="24"/>
           <w:rtl w:val="0"/>
         </w:rPr>
-        <w:t xml:space="preserve">User to Order Service (submit order)</w:t>
+        <w:t xml:space="preserve">Authentication &amp; Authorization Service to Patron Database (query user record)</w:t>
       </w:r>
     </w:p>
     <w:p>
@@ -758,7 +775,7 @@
           <w:szCs w:val="24"/>
           <w:rtl w:val="0"/>
         </w:rPr>
-        <w:t xml:space="preserve">Order Service to Payment Gateway (payment request)</w:t>
+        <w:t xml:space="preserve">Authentication &amp; Authorization Service to Checkout Service (pass validated User ID/Role)</w:t>
       </w:r>
     </w:p>
     <w:p>
@@ -777,7 +794,7 @@
         <w:tabs>
           <w:tab w:val="left" w:leader="none" w:pos="3940"/>
         </w:tabs>
-        <w:spacing w:after="240" w:before="0" w:beforeAutospacing="0" w:line="259" w:lineRule="auto"/>
+        <w:spacing w:after="0" w:afterAutospacing="0" w:before="0" w:beforeAutospacing="0" w:line="259" w:lineRule="auto"/>
         <w:ind w:left="1440" w:hanging="360"/>
         <w:rPr>
           <w:rFonts w:ascii="Times New Roman" w:cs="Times New Roman" w:eastAsia="Times New Roman" w:hAnsi="Times New Roman"/>
@@ -792,16 +809,15 @@
           <w:szCs w:val="24"/>
           <w:rtl w:val="0"/>
         </w:rPr>
-        <w:t xml:space="preserve">Order Service to Order Database (store order history)</w:t>
-      </w:r>
-      <w:r>
-        <w:rPr>
-          <w:rtl w:val="0"/>
-        </w:rPr>
-      </w:r>
-    </w:p>
-    <w:p>
-      <w:pPr>
+        <w:t xml:space="preserve">Checkout Service to Book Inventory (query availability/update status)</w:t>
+      </w:r>
+    </w:p>
+    <w:p>
+      <w:pPr>
+        <w:numPr>
+          <w:ilvl w:val="1"/>
+          <w:numId w:val="2"/>
+        </w:numPr>
         <w:pBdr>
           <w:top w:color="e5e7eb" w:space="0" w:sz="0" w:val="none"/>
           <w:left w:color="e5e7eb" w:space="0" w:sz="0" w:val="none"/>
@@ -812,6 +828,41 @@
         <w:tabs>
           <w:tab w:val="left" w:leader="none" w:pos="3940"/>
         </w:tabs>
+        <w:spacing w:after="240" w:before="0" w:beforeAutospacing="0" w:line="259" w:lineRule="auto"/>
+        <w:ind w:left="1440" w:hanging="360"/>
+        <w:rPr>
+          <w:rFonts w:ascii="Times New Roman" w:cs="Times New Roman" w:eastAsia="Times New Roman" w:hAnsi="Times New Roman"/>
+          <w:sz w:val="24"/>
+          <w:szCs w:val="24"/>
+        </w:rPr>
+      </w:pPr>
+      <w:r>
+        <w:rPr>
+          <w:rFonts w:ascii="Times New Roman" w:cs="Times New Roman" w:eastAsia="Times New Roman" w:hAnsi="Times New Roman"/>
+          <w:sz w:val="24"/>
+          <w:szCs w:val="24"/>
+          <w:rtl w:val="0"/>
+        </w:rPr>
+        <w:t xml:space="preserve">Checkout Service to Patron Database (record borrowed book)</w:t>
+      </w:r>
+      <w:r>
+        <w:rPr>
+          <w:rtl w:val="0"/>
+        </w:rPr>
+      </w:r>
+    </w:p>
+    <w:p>
+      <w:pPr>
+        <w:pBdr>
+          <w:top w:color="e5e7eb" w:space="0" w:sz="0" w:val="none"/>
+          <w:left w:color="e5e7eb" w:space="0" w:sz="0" w:val="none"/>
+          <w:bottom w:color="e5e7eb" w:space="0" w:sz="0" w:val="none"/>
+          <w:right w:color="e5e7eb" w:space="0" w:sz="0" w:val="none"/>
+          <w:between w:color="e5e7eb" w:space="0" w:sz="0" w:val="none"/>
+        </w:pBdr>
+        <w:tabs>
+          <w:tab w:val="left" w:leader="none" w:pos="3940"/>
+        </w:tabs>
         <w:spacing w:after="0" w:line="259" w:lineRule="auto"/>
         <w:jc w:val="both"/>
         <w:rPr>
@@ -830,7 +881,7 @@
         </w:rPr>
         <w:drawing>
           <wp:inline distB="114300" distT="114300" distL="114300" distR="114300">
-            <wp:extent cx="5731200" cy="3390900"/>
+            <wp:extent cx="5731200" cy="3670300"/>
             <wp:effectExtent b="12700" l="12700" r="12700" t="12700"/>
             <wp:docPr id="2" name="image2.png"/>
             <a:graphic>
@@ -850,7 +901,7 @@
                   <pic:spPr>
                     <a:xfrm>
                       <a:off x="0" y="0"/>
-                      <a:ext cx="5731200" cy="3390900"/>
+                      <a:ext cx="5731200" cy="3670300"/>
                     </a:xfrm>
                     <a:prstGeom prst="rect"/>
                     <a:ln w="12700">
@@ -889,6 +940,7 @@
         <w:rPr>
           <w:rFonts w:ascii="Times New Roman" w:cs="Times New Roman" w:eastAsia="Times New Roman" w:hAnsi="Times New Roman"/>
           <w:b w:val="1"/>
+          <w:bCs w:val="1"/>
           <w:sz w:val="28"/>
           <w:szCs w:val="28"/>
         </w:rPr>
@@ -916,6 +968,7 @@
         <w:rPr>
           <w:rFonts w:ascii="Times New Roman" w:cs="Times New Roman" w:eastAsia="Times New Roman" w:hAnsi="Times New Roman"/>
           <w:b w:val="1"/>
+          <w:bCs w:val="1"/>
           <w:sz w:val="28"/>
           <w:szCs w:val="28"/>
         </w:rPr>
@@ -924,6 +977,7 @@
         <w:rPr>
           <w:rFonts w:ascii="Times New Roman" w:cs="Times New Roman" w:eastAsia="Times New Roman" w:hAnsi="Times New Roman"/>
           <w:b w:val="1"/>
+          <w:bCs w:val="1"/>
           <w:sz w:val="28"/>
           <w:szCs w:val="28"/>
           <w:rtl w:val="0"/>
@@ -978,6 +1032,7 @@
         <w:rPr>
           <w:rFonts w:ascii="Times New Roman" w:cs="Times New Roman" w:eastAsia="Times New Roman" w:hAnsi="Times New Roman"/>
           <w:b w:val="1"/>
+          <w:bCs w:val="1"/>
           <w:sz w:val="28"/>
           <w:szCs w:val="28"/>
         </w:rPr>
@@ -986,19 +1041,20 @@
         <w:rPr>
           <w:rFonts w:ascii="Times New Roman" w:cs="Times New Roman" w:eastAsia="Times New Roman" w:hAnsi="Times New Roman"/>
           <w:b w:val="1"/>
+          <w:bCs w:val="1"/>
           <w:sz w:val="28"/>
           <w:szCs w:val="28"/>
         </w:rPr>
         <w:drawing>
           <wp:inline distB="114300" distT="114300" distL="114300" distR="114300">
-            <wp:extent cx="5731200" cy="2984500"/>
+            <wp:extent cx="5678424" cy="2978698"/>
             <wp:effectExtent b="12700" l="12700" r="12700" t="12700"/>
-            <wp:docPr id="3" name="image3.png"/>
+            <wp:docPr id="1" name="image1.png"/>
             <a:graphic>
               <a:graphicData uri="http://schemas.openxmlformats.org/drawingml/2006/picture">
                 <pic:pic>
                   <pic:nvPicPr>
-                    <pic:cNvPr id="0" name="image3.png"/>
+                    <pic:cNvPr id="0" name="image1.png"/>
                     <pic:cNvPicPr preferRelativeResize="0"/>
                   </pic:nvPicPr>
                   <pic:blipFill>
@@ -1011,7 +1067,7 @@
                   <pic:spPr>
                     <a:xfrm>
                       <a:off x="0" y="0"/>
-                      <a:ext cx="5731200" cy="2984500"/>
+                      <a:ext cx="5678424" cy="2978698"/>
                     </a:xfrm>
                     <a:prstGeom prst="rect"/>
                     <a:ln w="12700">
@@ -1042,90 +1098,16 @@
         <w:rPr>
           <w:rFonts w:ascii="Times New Roman" w:cs="Times New Roman" w:eastAsia="Times New Roman" w:hAnsi="Times New Roman"/>
           <w:b w:val="1"/>
+          <w:bCs w:val="1"/>
           <w:sz w:val="28"/>
           <w:szCs w:val="28"/>
         </w:rPr>
       </w:pPr>
       <w:r>
         <w:rPr>
-          <w:rtl w:val="0"/>
-        </w:rPr>
-      </w:r>
-    </w:p>
-    <w:p>
-      <w:pPr>
-        <w:tabs>
-          <w:tab w:val="left" w:leader="none" w:pos="3940"/>
-        </w:tabs>
-        <w:spacing w:after="60" w:before="0" w:line="259.20000000000005" w:lineRule="auto"/>
-        <w:rPr>
-          <w:rFonts w:ascii="Times New Roman" w:cs="Times New Roman" w:eastAsia="Times New Roman" w:hAnsi="Times New Roman"/>
-          <w:b w:val="1"/>
-          <w:sz w:val="28"/>
-          <w:szCs w:val="28"/>
-        </w:rPr>
-      </w:pPr>
-      <w:r>
-        <w:rPr>
-          <w:rtl w:val="0"/>
-        </w:rPr>
-      </w:r>
-    </w:p>
-    <w:p>
-      <w:pPr>
-        <w:tabs>
-          <w:tab w:val="left" w:leader="none" w:pos="3940"/>
-        </w:tabs>
-        <w:spacing w:after="60" w:before="0" w:line="259.20000000000005" w:lineRule="auto"/>
-        <w:rPr>
-          <w:rFonts w:ascii="Times New Roman" w:cs="Times New Roman" w:eastAsia="Times New Roman" w:hAnsi="Times New Roman"/>
-          <w:b w:val="1"/>
-          <w:sz w:val="28"/>
-          <w:szCs w:val="28"/>
-        </w:rPr>
-      </w:pPr>
-      <w:r>
-        <w:rPr>
-          <w:rtl w:val="0"/>
-        </w:rPr>
-      </w:r>
-    </w:p>
-    <w:p>
-      <w:pPr>
-        <w:tabs>
-          <w:tab w:val="left" w:leader="none" w:pos="3940"/>
-        </w:tabs>
-        <w:spacing w:after="60" w:before="0" w:line="259.20000000000005" w:lineRule="auto"/>
-        <w:rPr>
-          <w:rFonts w:ascii="Times New Roman" w:cs="Times New Roman" w:eastAsia="Times New Roman" w:hAnsi="Times New Roman"/>
-          <w:b w:val="1"/>
-          <w:sz w:val="28"/>
-          <w:szCs w:val="28"/>
-        </w:rPr>
-      </w:pPr>
-      <w:r>
-        <w:rPr>
-          <w:rtl w:val="0"/>
-        </w:rPr>
-      </w:r>
-    </w:p>
-    <w:p>
-      <w:pPr>
-        <w:tabs>
-          <w:tab w:val="left" w:leader="none" w:pos="3940"/>
-        </w:tabs>
-        <w:spacing w:after="60" w:before="0" w:line="259.20000000000005" w:lineRule="auto"/>
-        <w:rPr>
-          <w:rFonts w:ascii="Times New Roman" w:cs="Times New Roman" w:eastAsia="Times New Roman" w:hAnsi="Times New Roman"/>
-          <w:b w:val="1"/>
-          <w:sz w:val="28"/>
-          <w:szCs w:val="28"/>
-        </w:rPr>
-      </w:pPr>
-      <w:r>
-        <w:rPr>
-          <w:rFonts w:ascii="Times New Roman" w:cs="Times New Roman" w:eastAsia="Times New Roman" w:hAnsi="Times New Roman"/>
-          <w:b w:val="1"/>
+          <w:rFonts w:ascii="Times New Roman" w:cs="Times New Roman" w:eastAsia="Times New Roman" w:hAnsi="Times New Roman"/>
+          <w:b w:val="1"/>
+          <w:bCs w:val="1"/>
           <w:sz w:val="28"/>
           <w:szCs w:val="28"/>
           <w:rtl w:val="0"/>
@@ -1199,6 +1181,7 @@
               <w:rPr>
                 <w:rFonts w:ascii="Times New Roman" w:cs="Times New Roman" w:eastAsia="Times New Roman" w:hAnsi="Times New Roman"/>
                 <w:b w:val="1"/>
+                <w:bCs w:val="1"/>
                 <w:sz w:val="24"/>
                 <w:szCs w:val="24"/>
               </w:rPr>
@@ -1207,6 +1190,7 @@
               <w:rPr>
                 <w:rFonts w:ascii="Times New Roman" w:cs="Times New Roman" w:eastAsia="Times New Roman" w:hAnsi="Times New Roman"/>
                 <w:b w:val="1"/>
+                <w:bCs w:val="1"/>
                 <w:sz w:val="24"/>
                 <w:szCs w:val="24"/>
                 <w:rtl w:val="0"/>
@@ -1246,6 +1230,7 @@
               <w:rPr>
                 <w:rFonts w:ascii="Times New Roman" w:cs="Times New Roman" w:eastAsia="Times New Roman" w:hAnsi="Times New Roman"/>
                 <w:b w:val="1"/>
+                <w:bCs w:val="1"/>
                 <w:sz w:val="24"/>
                 <w:szCs w:val="24"/>
               </w:rPr>
@@ -1254,6 +1239,7 @@
               <w:rPr>
                 <w:rFonts w:ascii="Times New Roman" w:cs="Times New Roman" w:eastAsia="Times New Roman" w:hAnsi="Times New Roman"/>
                 <w:b w:val="1"/>
+                <w:bCs w:val="1"/>
                 <w:sz w:val="24"/>
                 <w:szCs w:val="24"/>
                 <w:rtl w:val="0"/>
@@ -1293,6 +1279,7 @@
               <w:rPr>
                 <w:rFonts w:ascii="Times New Roman" w:cs="Times New Roman" w:eastAsia="Times New Roman" w:hAnsi="Times New Roman"/>
                 <w:b w:val="1"/>
+                <w:bCs w:val="1"/>
                 <w:sz w:val="24"/>
                 <w:szCs w:val="24"/>
               </w:rPr>
@@ -1301,6 +1288,7 @@
               <w:rPr>
                 <w:rFonts w:ascii="Times New Roman" w:cs="Times New Roman" w:eastAsia="Times New Roman" w:hAnsi="Times New Roman"/>
                 <w:b w:val="1"/>
+                <w:bCs w:val="1"/>
                 <w:sz w:val="24"/>
                 <w:szCs w:val="24"/>
                 <w:rtl w:val="0"/>
@@ -1340,6 +1328,7 @@
               <w:rPr>
                 <w:rFonts w:ascii="Times New Roman" w:cs="Times New Roman" w:eastAsia="Times New Roman" w:hAnsi="Times New Roman"/>
                 <w:b w:val="1"/>
+                <w:bCs w:val="1"/>
                 <w:sz w:val="24"/>
                 <w:szCs w:val="24"/>
               </w:rPr>
@@ -1348,6 +1337,7 @@
               <w:rPr>
                 <w:rFonts w:ascii="Times New Roman" w:cs="Times New Roman" w:eastAsia="Times New Roman" w:hAnsi="Times New Roman"/>
                 <w:b w:val="1"/>
+                <w:bCs w:val="1"/>
                 <w:sz w:val="24"/>
                 <w:szCs w:val="24"/>
                 <w:rtl w:val="0"/>
@@ -1393,19 +1383,21 @@
               <w:rPr>
                 <w:rFonts w:ascii="Times New Roman" w:cs="Times New Roman" w:eastAsia="Times New Roman" w:hAnsi="Times New Roman"/>
                 <w:b w:val="1"/>
+                <w:bCs w:val="1"/>
                 <w:sz w:val="24"/>
                 <w:szCs w:val="24"/>
               </w:rPr>
             </w:pPr>
             <w:r>
               <w:rPr>
-                <w:rFonts w:ascii="Times New Roman" w:cs="Times New Roman" w:eastAsia="Times New Roman" w:hAnsi="Times New Roman"/>
+                <w:rFonts w:ascii="Cardo" w:cs="Cardo" w:eastAsia="Cardo" w:hAnsi="Cardo"/>
                 <w:b w:val="1"/>
+                <w:bCs w:val="1"/>
                 <w:sz w:val="24"/>
                 <w:szCs w:val="24"/>
                 <w:rtl w:val="0"/>
               </w:rPr>
-              <w:t xml:space="preserve">Tampering</w:t>
+              <w:t xml:space="preserve">Data Flow: Checkout Service → User Database</w:t>
             </w:r>
           </w:p>
         </w:tc>
@@ -1450,7 +1442,7 @@
                 <w:szCs w:val="24"/>
                 <w:rtl w:val="0"/>
               </w:rPr>
-              <w:t xml:space="preserve">Order data can be modified during transmission</w:t>
+              <w:t xml:space="preserve">Tampering</w:t>
             </w:r>
           </w:p>
         </w:tc>
@@ -1478,12 +1470,12 @@
             </w:pPr>
             <w:r>
               <w:rPr>
-                <w:rFonts w:ascii="Cardo" w:cs="Cardo" w:eastAsia="Cardo" w:hAnsi="Cardo"/>
+                <w:rFonts w:ascii="Times New Roman" w:cs="Times New Roman" w:eastAsia="Times New Roman" w:hAnsi="Times New Roman"/>
                 <w:sz w:val="24"/>
                 <w:szCs w:val="24"/>
                 <w:rtl w:val="0"/>
               </w:rPr>
-              <w:t xml:space="preserve">Data flow: User → Order Service</w:t>
+              <w:t xml:space="preserve">Book return date or fines can be modified during transmission.</w:t>
             </w:r>
           </w:p>
         </w:tc>
@@ -1528,7 +1520,7 @@
                 <w:szCs w:val="24"/>
                 <w:rtl w:val="0"/>
               </w:rPr>
-              <w:t xml:space="preserve">Use HTTPS and message integrity checks</w:t>
+              <w:t xml:space="preserve">Use message integrity checks and enforce server-side validation.</w:t>
             </w:r>
           </w:p>
         </w:tc>
@@ -1569,6 +1561,7 @@
               <w:rPr>
                 <w:rFonts w:ascii="Times New Roman" w:cs="Times New Roman" w:eastAsia="Times New Roman" w:hAnsi="Times New Roman"/>
                 <w:b w:val="1"/>
+                <w:bCs w:val="1"/>
                 <w:sz w:val="24"/>
                 <w:szCs w:val="24"/>
               </w:rPr>
@@ -1577,11 +1570,12 @@
               <w:rPr>
                 <w:rFonts w:ascii="Times New Roman" w:cs="Times New Roman" w:eastAsia="Times New Roman" w:hAnsi="Times New Roman"/>
                 <w:b w:val="1"/>
+                <w:bCs w:val="1"/>
                 <w:sz w:val="24"/>
                 <w:szCs w:val="24"/>
                 <w:rtl w:val="0"/>
               </w:rPr>
-              <w:t xml:space="preserve">Information Disclosure</w:t>
+              <w:t xml:space="preserve">User Database</w:t>
             </w:r>
           </w:p>
         </w:tc>
@@ -1614,7 +1608,7 @@
                 <w:szCs w:val="24"/>
                 <w:rtl w:val="0"/>
               </w:rPr>
-              <w:t xml:space="preserve">Payment information may be exposed to third parties</w:t>
+              <w:t xml:space="preserve">Information Disclosure</w:t>
             </w:r>
           </w:p>
         </w:tc>
@@ -1654,12 +1648,12 @@
             </w:pPr>
             <w:r>
               <w:rPr>
-                <w:rFonts w:ascii="Cardo" w:cs="Cardo" w:eastAsia="Cardo" w:hAnsi="Cardo"/>
+                <w:rFonts w:ascii="Times New Roman" w:cs="Times New Roman" w:eastAsia="Times New Roman" w:hAnsi="Times New Roman"/>
                 <w:sz w:val="24"/>
                 <w:szCs w:val="24"/>
                 <w:rtl w:val="0"/>
               </w:rPr>
-              <w:t xml:space="preserve">Data flow: Order Service → Payment Gateway</w:t>
+              <w:t xml:space="preserve">Sensitive patron PII (address, history) may be exposed.</w:t>
             </w:r>
           </w:p>
         </w:tc>
@@ -1704,7 +1698,7 @@
                 <w:szCs w:val="24"/>
                 <w:rtl w:val="0"/>
               </w:rPr>
-              <w:t xml:space="preserve">Encrypt sensitive data during transmission</w:t>
+              <w:t xml:space="preserve">Encrypt sensitive data (like addresses) at rest in the database.</w:t>
             </w:r>
           </w:p>
         </w:tc>
@@ -1746,6 +1740,7 @@
               <w:rPr>
                 <w:rFonts w:ascii="Times New Roman" w:cs="Times New Roman" w:eastAsia="Times New Roman" w:hAnsi="Times New Roman"/>
                 <w:b w:val="1"/>
+                <w:bCs w:val="1"/>
                 <w:sz w:val="24"/>
                 <w:szCs w:val="24"/>
               </w:rPr>
@@ -1754,11 +1749,12 @@
               <w:rPr>
                 <w:rFonts w:ascii="Times New Roman" w:cs="Times New Roman" w:eastAsia="Times New Roman" w:hAnsi="Times New Roman"/>
                 <w:b w:val="1"/>
+                <w:bCs w:val="1"/>
                 <w:sz w:val="24"/>
                 <w:szCs w:val="24"/>
                 <w:rtl w:val="0"/>
               </w:rPr>
-              <w:t xml:space="preserve">Elevation of Privilege</w:t>
+              <w:t xml:space="preserve">Authentication &amp; Authorization Service</w:t>
             </w:r>
           </w:p>
         </w:tc>
@@ -1791,7 +1787,7 @@
                 <w:szCs w:val="24"/>
                 <w:rtl w:val="0"/>
               </w:rPr>
-              <w:t xml:space="preserve">Attacker may gain access to admin functionalities</w:t>
+              <w:t xml:space="preserve">Elevation of Privilege</w:t>
             </w:r>
           </w:p>
         </w:tc>
@@ -1836,7 +1832,7 @@
                 <w:szCs w:val="24"/>
                 <w:rtl w:val="0"/>
               </w:rPr>
-              <w:t xml:space="preserve">Order Service</w:t>
+              <w:t xml:space="preserve">A regular patron may gain librarian-level access.</w:t>
             </w:r>
           </w:p>
         </w:tc>
@@ -1881,7 +1877,7 @@
                 <w:szCs w:val="24"/>
                 <w:rtl w:val="0"/>
               </w:rPr>
-              <w:t xml:space="preserve">Apply role-based access control (RBAC)</w:t>
+              <w:t xml:space="preserve">Apply Role-Based Access Control (RBAC) to strictly enforce permissions based on user role</w:t>
             </w:r>
           </w:p>
         </w:tc>
@@ -1911,6 +1907,7 @@
               <w:rPr>
                 <w:rFonts w:ascii="Times New Roman" w:cs="Times New Roman" w:eastAsia="Times New Roman" w:hAnsi="Times New Roman"/>
                 <w:b w:val="1"/>
+                <w:bCs w:val="1"/>
                 <w:sz w:val="24"/>
                 <w:szCs w:val="24"/>
               </w:rPr>
@@ -1919,11 +1916,12 @@
               <w:rPr>
                 <w:rFonts w:ascii="Times New Roman" w:cs="Times New Roman" w:eastAsia="Times New Roman" w:hAnsi="Times New Roman"/>
                 <w:b w:val="1"/>
+                <w:bCs w:val="1"/>
                 <w:sz w:val="24"/>
                 <w:szCs w:val="24"/>
                 <w:rtl w:val="0"/>
               </w:rPr>
-              <w:t xml:space="preserve">Repudiation</w:t>
+              <w:t xml:space="preserve">Checkout Service / User Database</w:t>
             </w:r>
           </w:p>
         </w:tc>
@@ -1956,7 +1954,7 @@
                 <w:szCs w:val="24"/>
                 <w:rtl w:val="0"/>
               </w:rPr>
-              <w:t xml:space="preserve">User may deny placing an order without evidence</w:t>
+              <w:t xml:space="preserve">Repudiation</w:t>
             </w:r>
           </w:p>
         </w:tc>
@@ -2001,7 +1999,7 @@
                 <w:szCs w:val="24"/>
                 <w:rtl w:val="0"/>
               </w:rPr>
-              <w:t xml:space="preserve">Order Database</w:t>
+              <w:t xml:space="preserve">A patron may deny checking out a book without concrete proof.</w:t>
             </w:r>
           </w:p>
         </w:tc>
@@ -2046,7 +2044,7 @@
                 <w:szCs w:val="24"/>
                 <w:rtl w:val="0"/>
               </w:rPr>
-              <w:t xml:space="preserve">Implement proper logging and audit trails</w:t>
+              <w:t xml:space="preserve">Implement secure audit logging of all transactions with validated User ID and timestamp.</w:t>
             </w:r>
           </w:p>
         </w:tc>
@@ -2065,11 +2063,12 @@
         <w:rPr>
           <w:rFonts w:ascii="Times New Roman" w:cs="Times New Roman" w:eastAsia="Times New Roman" w:hAnsi="Times New Roman"/>
           <w:b w:val="1"/>
+          <w:bCs w:val="1"/>
           <w:sz w:val="28"/>
           <w:szCs w:val="28"/>
         </w:rPr>
       </w:pPr>
-      <w:bookmarkStart w:colFirst="0" w:colLast="0" w:name="_iyhi56swwsco" w:id="0"/>
+      <w:bookmarkStart w:colFirst="0" w:colLast="0" w:name="_qi9l66a2zog0" w:id="0"/>
       <w:bookmarkEnd w:id="0"/>
       <w:r>
         <w:rPr>
@@ -2090,6 +2089,7 @@
         <w:rPr>
           <w:rFonts w:ascii="Times New Roman" w:cs="Times New Roman" w:eastAsia="Times New Roman" w:hAnsi="Times New Roman"/>
           <w:b w:val="1"/>
+          <w:bCs w:val="1"/>
           <w:sz w:val="28"/>
           <w:szCs w:val="28"/>
         </w:rPr>
@@ -2100,6 +2100,7 @@
         <w:rPr>
           <w:rFonts w:ascii="Times New Roman" w:cs="Times New Roman" w:eastAsia="Times New Roman" w:hAnsi="Times New Roman"/>
           <w:b w:val="1"/>
+          <w:bCs w:val="1"/>
           <w:sz w:val="28"/>
           <w:szCs w:val="28"/>
           <w:rtl w:val="0"/>
@@ -2132,7 +2133,7 @@
           <w:szCs w:val="24"/>
           <w:rtl w:val="0"/>
         </w:rPr>
-        <w:t xml:space="preserve">To address the identified threats in the Online Food Ordering System, the following security measures are recommended:</w:t>
+        <w:t xml:space="preserve">To address the identified threats in the Library Book Checkout System, the following security measures are recommended:</w:t>
       </w:r>
     </w:p>
     <w:p>
@@ -2204,7 +2205,7 @@
           <w:szCs w:val="24"/>
           <w:rtl w:val="0"/>
         </w:rPr>
-        <w:t xml:space="preserve">Implement access controls to prevent privilege escalation</w:t>
+        <w:t xml:space="preserve">Implement access controls (RBAC) to prevent privilege escalation (in the Authentication Service)</w:t>
       </w:r>
     </w:p>
     <w:p>
@@ -2226,7 +2227,7 @@
           <w:szCs w:val="24"/>
           <w:rtl w:val="0"/>
         </w:rPr>
-        <w:t xml:space="preserve">Enable activity logging for sensitive operations to support auditability</w:t>
+        <w:t xml:space="preserve">Enable activity logging for sensitive operations (checkout/return) to support auditability (Repudiation mitigation).</w:t>
       </w:r>
     </w:p>
     <w:p>
@@ -2248,7 +2249,7 @@
           <w:szCs w:val="24"/>
           <w:rtl w:val="0"/>
         </w:rPr>
-        <w:t xml:space="preserve">Sanitize and validate all inputs from users to prevent malicious data injection</w:t>
+        <w:t xml:space="preserve">Sanitize and validate all inputs from users (Patron ID, requested book ID) to prevent malicious data injection.</w:t>
       </w:r>
       <w:r>
         <w:rPr>
@@ -2265,6 +2266,7 @@
         <w:rPr>
           <w:rFonts w:ascii="Times New Roman" w:cs="Times New Roman" w:eastAsia="Times New Roman" w:hAnsi="Times New Roman"/>
           <w:b w:val="1"/>
+          <w:bCs w:val="1"/>
           <w:sz w:val="28"/>
           <w:szCs w:val="28"/>
         </w:rPr>
@@ -2284,25 +2286,7 @@
         <w:rPr>
           <w:rFonts w:ascii="Times New Roman" w:cs="Times New Roman" w:eastAsia="Times New Roman" w:hAnsi="Times New Roman"/>
           <w:b w:val="1"/>
-          <w:sz w:val="28"/>
-          <w:szCs w:val="28"/>
-        </w:rPr>
-      </w:pPr>
-      <w:r>
-        <w:rPr>
-          <w:rtl w:val="0"/>
-        </w:rPr>
-      </w:r>
-    </w:p>
-    <w:p>
-      <w:pPr>
-        <w:tabs>
-          <w:tab w:val="left" w:leader="none" w:pos="3940"/>
-        </w:tabs>
-        <w:spacing w:after="160" w:line="259" w:lineRule="auto"/>
-        <w:rPr>
-          <w:rFonts w:ascii="Times New Roman" w:cs="Times New Roman" w:eastAsia="Times New Roman" w:hAnsi="Times New Roman"/>
-          <w:b w:val="1"/>
+          <w:bCs w:val="1"/>
           <w:sz w:val="28"/>
           <w:szCs w:val="28"/>
         </w:rPr>
@@ -2334,12 +2318,56 @@
     </w:p>
     <w:sectPr>
       <w:headerReference r:id="rId9" w:type="default"/>
+      <w:footerReference r:id="rId10" w:type="default"/>
       <w:pgSz w:h="16838" w:w="11906" w:orient="portrait"/>
       <w:pgMar w:bottom="1440" w:top="1440" w:left="1440" w:right="1440" w:header="720" w:footer="720"/>
       <w:pgNumType w:start="1"/>
     </w:sectPr>
   </w:body>
 </w:document>
+</file>
+
+<file path=word/footer1.xml><?xml version="1.0" encoding="utf-8"?>
+<w:ftr xmlns:mc="http://schemas.openxmlformats.org/markup-compatibility/2006" xmlns:o="urn:schemas-microsoft-com:office:office" xmlns:r="http://schemas.openxmlformats.org/officeDocument/2006/relationships" xmlns:m="http://schemas.openxmlformats.org/officeDocument/2006/math" xmlns:v="urn:schemas-microsoft-com:vml" xmlns:wp="http://schemas.openxmlformats.org/drawingml/2006/wordprocessingDrawing" xmlns:w10="urn:schemas-microsoft-com:office:word" xmlns:w="http://schemas.openxmlformats.org/wordprocessingml/2006/main" xmlns:wne="http://schemas.microsoft.com/office/word/2006/wordml" xmlns:sl="http://schemas.openxmlformats.org/schemaLibrary/2006/main" xmlns:a="http://schemas.openxmlformats.org/drawingml/2006/main" xmlns:pic="http://schemas.openxmlformats.org/drawingml/2006/picture" xmlns:c="http://schemas.openxmlformats.org/drawingml/2006/chart" xmlns:lc="http://schemas.openxmlformats.org/drawingml/2006/lockedCanvas" xmlns:dgm="http://schemas.openxmlformats.org/drawingml/2006/diagram" xmlns:wps="http://schemas.microsoft.com/office/word/2010/wordprocessingShape" xmlns:wpg="http://schemas.microsoft.com/office/word/2010/wordprocessingGroup" xmlns:w14="http://schemas.microsoft.com/office/word/2010/wordml" xmlns:w15="http://schemas.microsoft.com/office/word/2012/wordml" xmlns:w16="http://schemas.microsoft.com/office/word/2018/wordml" xmlns:w16cex="http://schemas.microsoft.com/office/word/2018/wordml/cex" xmlns:w16cid="http://schemas.microsoft.com/office/word/2016/wordml/cid" xmlns="http://schemas.microsoft.com/office/tasks/2019/documenttasks" xmlns:cr="http://schemas.microsoft.com/office/comments/2020/reactions">
+  <w:p>
+    <w:pPr>
+      <w:rPr/>
+    </w:pPr>
+    <w:r>
+      <w:rPr>
+        <w:rFonts w:ascii="Times New Roman" w:cs="Times New Roman" w:eastAsia="Times New Roman" w:hAnsi="Times New Roman"/>
+        <w:rtl w:val="0"/>
+      </w:rPr>
+      <w:t xml:space="preserve">AMTICS_CSE</w:t>
+      <w:tab/>
+      <w:tab/>
+      <w:tab/>
+      <w:tab/>
+      <w:tab/>
+      <w:tab/>
+      <w:tab/>
+      <w:tab/>
+      <w:tab/>
+      <w:tab/>
+      <w:tab/>
+      <w:t xml:space="preserve">    </w:t>
+    </w:r>
+    <w:r>
+      <w:rPr>
+        <w:rFonts w:ascii="Times New Roman" w:cs="Times New Roman" w:eastAsia="Times New Roman" w:hAnsi="Times New Roman"/>
+      </w:rPr>
+      <w:fldChar w:fldCharType="begin"/>
+      <w:instrText xml:space="preserve">PAGE</w:instrText>
+      <w:fldChar w:fldCharType="separate"/>
+      <w:fldChar w:fldCharType="end"/>
+    </w:r>
+    <w:r>
+      <w:rPr>
+        <w:rtl w:val="0"/>
+      </w:rPr>
+    </w:r>
+  </w:p>
+</w:ftr>
 </file>
 
 <file path=word/header1.xml><?xml version="1.0" encoding="utf-8"?>
@@ -2627,11 +2655,19 @@
       </w:pPr>
     </w:pPrDefault>
   </w:docDefaults>
+  <w:style w:type="table" w:styleId="TableNormal" w:default="1">
+    <w:name w:val="TableNormal"/>
+    <w:tblPr>
+      <w:tblCellMar>
+        <w:top w:w="100.0" w:type="dxa"/>
+        <w:left w:w="100.0" w:type="dxa"/>
+        <w:bottom w:w="100.0" w:type="dxa"/>
+        <w:right w:w="100.0" w:type="dxa"/>
+      </w:tblCellMar>
+    </w:tblPr>
+  </w:style>
   <w:style w:type="paragraph" w:styleId="Normal" w:default="1">
     <w:name w:val="normal"/>
-  </w:style>
-  <w:style w:type="table" w:styleId="TableNormal" w:default="1">
-    <w:name w:val="TableNormal"/>
   </w:style>
   <w:style w:type="paragraph" w:styleId="Heading1">
     <w:name w:val="heading 1"/>
@@ -2660,6 +2696,7 @@
     </w:pPr>
     <w:rPr>
       <w:b w:val="0"/>
+      <w:bCs w:val="0"/>
       <w:sz w:val="32"/>
       <w:szCs w:val="32"/>
     </w:rPr>
@@ -2676,6 +2713,7 @@
     </w:pPr>
     <w:rPr>
       <w:b w:val="0"/>
+      <w:bCs w:val="0"/>
       <w:color w:val="434343"/>
       <w:sz w:val="28"/>
       <w:szCs w:val="28"/>
@@ -2725,6 +2763,7 @@
     </w:pPr>
     <w:rPr>
       <w:i w:val="1"/>
+      <w:iCs w:val="1"/>
       <w:color w:val="666666"/>
       <w:sz w:val="22"/>
       <w:szCs w:val="22"/>
@@ -2758,6 +2797,7 @@
     <w:rPr>
       <w:rFonts w:ascii="Arial" w:cs="Arial" w:eastAsia="Arial" w:hAnsi="Arial"/>
       <w:i w:val="0"/>
+      <w:iCs w:val="0"/>
       <w:color w:val="666666"/>
       <w:sz w:val="30"/>
       <w:szCs w:val="30"/>
@@ -2768,12 +2808,6 @@
     <w:tblPr>
       <w:tblStyleRowBandSize w:val="1"/>
       <w:tblStyleColBandSize w:val="1"/>
-      <w:tblCellMar>
-        <w:top w:w="100.0" w:type="dxa"/>
-        <w:left w:w="100.0" w:type="dxa"/>
-        <w:bottom w:w="100.0" w:type="dxa"/>
-        <w:right w:w="100.0" w:type="dxa"/>
-      </w:tblCellMar>
     </w:tblPr>
   </w:style>
 </w:styles>
